--- a/WSEE-0.1.1-Minecraft-26.3-Fabric-NeoForge-详细规格.docx
+++ b/WSEE-0.1.1-Minecraft-26.3-Fabric-NeoForge-详细规格.docx
@@ -1094,7 +1094,7 @@
                 <w:color w:val="222222"/>
                 <w:sz w:val="17"/>
               </w:rPr>
-              <w:t>Fabric API 0.158.0+26.3；Loom 1.17.20</w:t>
+              <w:t>Fabric API 0.161.0+26.3；Loom 1.17.20</w:t>
             </w:r>
           </w:p>
         </w:tc>
@@ -1491,7 +1491,7 @@
           <w:color w:val="222222"/>
           <w:sz w:val="20"/>
         </w:rPr>
-        <w:t>使用 Java 25、Minecraft 26.3、Fabric Loader 0.19.5 和 Fabric API 0.158.0+26.3。</w:t>
+        <w:t>使用 Java 25、Minecraft 26.3、Fabric Loader 0.19.5 和 Fabric API 0.161.0+26.3。</w:t>
       </w:r>
     </w:p>
     <w:p>
@@ -5336,7 +5336,7 @@
                 <w:color w:val="222222"/>
                 <w:sz w:val="15"/>
               </w:rPr>
-              <w:t>V</w:t>
+              <w:t>I</w:t>
             </w:r>
           </w:p>
         </w:tc>
@@ -19948,7 +19948,483 @@
           <w:color w:val="222222"/>
           <w:sz w:val="21"/>
         </w:rPr>
-        <w:t>中文名称：二段跳；英文名称：Double Jump；附魔 ID：wsee:double_jump。适用装备：靴子；最高等级：I。离地后提供一次服务端验证的空中跳跃，保留水平速度并直接设置 Y 速度。</w:t>
+        <w:t>中文名称：二段跳；英文名称：Double Jump；附魔 ID：wsee:double_jump。适用装备：靴子；最高等级：I。离地后再次按跳跃键，服务端在当前完整速度上叠加一次世界坐标向上的冲量，延续奔跑、空中运动及外部推力。</w:t>
+      </w:r>
+    </w:p>
+    <w:p>
+      <w:pPr>
+        <w:pStyle w:val="Heading2"/>
+        <w:keepNext/>
+      </w:pPr>
+      <w:r>
+        <w:rPr>
+          <w:rFonts w:ascii="Microsoft YaHei" w:hAnsi="Microsoft YaHei" w:eastAsia="Microsoft YaHei"/>
+          <w:b/>
+          <w:color w:val="17365D"/>
+          <w:sz w:val="26"/>
+        </w:rPr>
+        <w:t>等级数值</w:t>
+      </w:r>
+    </w:p>
+    <w:tbl>
+      <w:tblPr>
+        <w:tblW w:type="dxa" w:w="9360"/>
+        <w:jc w:val="left"/>
+        <w:tblLayout w:type="fixed"/>
+        <w:tblLook w:firstColumn="1" w:firstRow="1" w:lastColumn="0" w:lastRow="0" w:noHBand="0" w:noVBand="1" w:val="04A0"/>
+        <w:tblInd w:type="dxa" w:w="120"/>
+        <w:tblBorders>
+          <w:top w:val="single" w:sz="6" w:space="0" w:color="000000"/>
+          <w:left w:val="single" w:sz="6" w:space="0" w:color="000000"/>
+          <w:bottom w:val="single" w:sz="6" w:space="0" w:color="000000"/>
+          <w:right w:val="single" w:sz="6" w:space="0" w:color="000000"/>
+          <w:insideH w:val="single" w:sz="6" w:space="0" w:color="000000"/>
+          <w:insideV w:val="single" w:sz="6" w:space="0" w:color="000000"/>
+        </w:tblBorders>
+      </w:tblPr>
+      <w:tblGrid>
+        <w:gridCol w:w="2800"/>
+        <w:gridCol w:w="6560"/>
+      </w:tblGrid>
+      <w:tr>
+        <w:trPr>
+          <w:tblHeader w:val="true"/>
+          <w:cantSplit w:val="true"/>
+        </w:trPr>
+        <w:tc>
+          <w:tcPr>
+            <w:tcW w:type="dxa" w:w="2800"/>
+            <w:tcMar>
+              <w:top w:w="80" w:type="dxa"/>
+              <w:start w:w="120" w:type="dxa"/>
+              <w:bottom w:w="80" w:type="dxa"/>
+              <w:end w:w="120" w:type="dxa"/>
+            </w:tcMar>
+            <w:vAlign w:val="center"/>
+            <w:shd w:fill="17365D"/>
+          </w:tcPr>
+          <w:p>
+            <w:pPr>
+              <w:keepNext/>
+              <w:spacing w:after="20" w:line="240" w:lineRule="auto"/>
+              <w:jc w:val="center"/>
+            </w:pPr>
+            <w:r>
+              <w:rPr>
+                <w:rFonts w:ascii="Microsoft YaHei" w:hAnsi="Microsoft YaHei" w:eastAsia="Microsoft YaHei"/>
+                <w:b/>
+                <w:color w:val="FFFFFF"/>
+                <w:sz w:val="17"/>
+              </w:rPr>
+              <w:t>等级</w:t>
+            </w:r>
+          </w:p>
+        </w:tc>
+        <w:tc>
+          <w:tcPr>
+            <w:tcW w:type="dxa" w:w="6560"/>
+            <w:tcMar>
+              <w:top w:w="80" w:type="dxa"/>
+              <w:start w:w="120" w:type="dxa"/>
+              <w:bottom w:w="80" w:type="dxa"/>
+              <w:end w:w="120" w:type="dxa"/>
+            </w:tcMar>
+            <w:vAlign w:val="center"/>
+            <w:shd w:fill="17365D"/>
+          </w:tcPr>
+          <w:p>
+            <w:pPr>
+              <w:keepNext/>
+              <w:spacing w:after="20" w:line="240" w:lineRule="auto"/>
+              <w:jc w:val="center"/>
+            </w:pPr>
+            <w:r>
+              <w:rPr>
+                <w:rFonts w:ascii="Microsoft YaHei" w:hAnsi="Microsoft YaHei" w:eastAsia="Microsoft YaHei"/>
+                <w:b/>
+                <w:color w:val="FFFFFF"/>
+                <w:sz w:val="17"/>
+              </w:rPr>
+              <w:t>额外跳跃 / 向上速度增量 / 安全高度</w:t>
+            </w:r>
+          </w:p>
+        </w:tc>
+      </w:tr>
+      <w:tr>
+        <w:trPr>
+          <w:cantSplit w:val="true"/>
+        </w:trPr>
+        <w:tc>
+          <w:tcPr>
+            <w:tcW w:type="dxa" w:w="2800"/>
+          </w:tcPr>
+          <w:p>
+            <w:pPr>
+              <w:spacing w:after="20" w:line="252" w:lineRule="auto"/>
+            </w:pPr>
+            <w:r>
+              <w:rPr>
+                <w:rFonts w:ascii="Microsoft YaHei" w:hAnsi="Microsoft YaHei" w:eastAsia="Microsoft YaHei"/>
+                <w:color w:val="222222"/>
+                <w:sz w:val="17"/>
+              </w:rPr>
+              <w:t>I</w:t>
+            </w:r>
+          </w:p>
+        </w:tc>
+        <w:tc>
+          <w:tcPr>
+            <w:tcW w:type="dxa" w:w="6560"/>
+          </w:tcPr>
+          <w:p>
+            <w:pPr>
+              <w:spacing w:after="20" w:line="252" w:lineRule="auto"/>
+            </w:pPr>
+            <w:r>
+              <w:rPr>
+                <w:rFonts w:ascii="Microsoft YaHei" w:hAnsi="Microsoft YaHei" w:eastAsia="Microsoft YaHei"/>
+                <w:color w:val="222222"/>
+                <w:sz w:val="17"/>
+              </w:rPr>
+              <w:t>每次真实落地后 1 次；ΔY=+0.65 格/tick；摔落伤害起算高度 +2 格</w:t>
+            </w:r>
+          </w:p>
+        </w:tc>
+      </w:tr>
+    </w:tbl>
+    <w:p>
+      <w:pPr>
+        <w:pStyle w:val="Heading2"/>
+        <w:keepNext/>
+      </w:pPr>
+      <w:r>
+        <w:rPr>
+          <w:rFonts w:ascii="Microsoft YaHei" w:hAnsi="Microsoft YaHei" w:eastAsia="Microsoft YaHei"/>
+          <w:b/>
+          <w:color w:val="17365D"/>
+          <w:sz w:val="26"/>
+        </w:rPr>
+        <w:t>规则</w:t>
+      </w:r>
+    </w:p>
+    <w:p>
+      <w:pPr>
+        <w:pStyle w:val="ListBullet"/>
+        <w:spacing w:after="60" w:line="276" w:lineRule="auto"/>
+      </w:pPr>
+      <w:r>
+        <w:rPr>
+          <w:rFonts w:ascii="Microsoft YaHei" w:hAnsi="Microsoft YaHei" w:eastAsia="Microsoft YaHei"/>
+          <w:color w:val="222222"/>
+          <w:sz w:val="20"/>
+        </w:rPr>
+        <w:t>客户端按绑定跳跃键的按键事件和 tick 上升沿请求触发；服务端校验装备、空中状态及次数，并结合 isJumping() 上升沿判定。成功后通过 MovementImpulsePayload 发送带当前玩家、维度、会话 UUID 和递增序号的向上增量；客户端收到授权后才向自身当前速度叠加一次并去重，不在输入时预测运动，也不自行决定资格。服务端自身速度同样只叠加一次该增量，激活反馈产生一次。</w:t>
+      </w:r>
+    </w:p>
+    <w:p>
+      <w:pPr>
+        <w:pStyle w:val="ListBullet"/>
+        <w:spacing w:after="60" w:line="276" w:lineRule="auto"/>
+      </w:pPr>
+      <w:r>
+        <w:rPr>
+          <w:rFonts w:ascii="Microsoft YaHei" w:hAnsi="Microsoft YaHei" w:eastAsia="Microsoft YaHei"/>
+          <w:color w:val="222222"/>
+          <w:sz w:val="20"/>
+        </w:rPr>
+        <w:t>第二跳只增加一次世界坐标向上的 (0,0.65,0)。服务端向自身当前速度叠加；客户端收到授权时读取完整当前速度，执行新速度=当前速度+(0,0.65,0)，不使用服务端全量速度替换客户端惯性。X/Z 不变，Y 只增加一次 0.65；上升时继续增加上升速度，下落时先减缓下落。不设置最低 Y，不改变视线方向、疾跑、移速、重力或阻力。</w:t>
+      </w:r>
+    </w:p>
+    <w:p>
+      <w:pPr>
+        <w:pStyle w:val="ListBullet"/>
+        <w:spacing w:after="60" w:line="276" w:lineRule="auto"/>
+      </w:pPr>
+      <w:r>
+        <w:rPr>
+          <w:rFonts w:ascii="Microsoft YaHei" w:hAnsi="Microsoft YaHei" w:eastAsia="Microsoft YaHei"/>
+          <w:color w:val="222222"/>
+          <w:sz w:val="20"/>
+        </w:rPr>
+        <w:t>长按、键盘重复和重复请求不会反复触发；本轮空中的使用机会只在真实 onGround 接触时刷新。飞钩收绳、取消、物品切换、墙面、实体、蜘蛛网和梯子均不能刷新次数。</w:t>
+      </w:r>
+    </w:p>
+    <w:p>
+      <w:pPr>
+        <w:pStyle w:val="ListBullet"/>
+        <w:spacing w:after="60" w:line="276" w:lineRule="auto"/>
+      </w:pPr>
+      <w:r>
+        <w:rPr>
+          <w:rFonts w:ascii="Microsoft YaHei" w:hAnsi="Microsoft YaHei" w:eastAsia="Microsoft YaHei"/>
+          <w:color w:val="222222"/>
+          <w:sz w:val="20"/>
+        </w:rPr>
+        <w:t>骑乘、游泳、鞘翅飞行、旁观模式和创造飞行时不能触发；脱下附魔靴子失去资格但不获得新的空中使用机会。</w:t>
+      </w:r>
+    </w:p>
+    <w:p>
+      <w:pPr>
+        <w:pStyle w:val="ListBullet"/>
+        <w:spacing w:after="60" w:line="276" w:lineRule="auto"/>
+      </w:pPr>
+      <w:r>
+        <w:rPr>
+          <w:rFonts w:ascii="Microsoft YaHei" w:hAnsi="Microsoft YaHei" w:eastAsia="Microsoft YaHei"/>
+          <w:color w:val="222222"/>
+          <w:sz w:val="20"/>
+        </w:rPr>
+        <w:t>保留既有摔落规则：触发时 Fall Distance 清零，随后按原版重新累计；装备时摔落起算阈值增加 2 格，与摔落保护兼容，不乘算或取消最终伤害。</w:t>
+      </w:r>
+    </w:p>
+    <w:p>
+      <w:pPr>
+        <w:pStyle w:val="ListBullet"/>
+        <w:spacing w:after="60" w:line="276" w:lineRule="auto"/>
+      </w:pPr>
+      <w:r>
+        <w:rPr>
+          <w:rFonts w:ascii="Microsoft YaHei" w:hAnsi="Microsoft YaHei" w:eastAsia="Microsoft YaHei"/>
+          <w:color w:val="222222"/>
+          <w:sz w:val="20"/>
+        </w:rPr>
+        <w:t>可以在飞钩收绳期间触发；不会清除锚点、绳长或牵引状态。后续飞钩更新只叠加朝锚点的拉力，重力、碰撞和绳索仍自然影响运动。</w:t>
+      </w:r>
+    </w:p>
+    <w:p>
+      <w:pPr>
+        <w:pStyle w:val="Heading2"/>
+        <w:keepNext/>
+      </w:pPr>
+      <w:r>
+        <w:rPr>
+          <w:rFonts w:ascii="Microsoft YaHei" w:hAnsi="Microsoft YaHei" w:eastAsia="Microsoft YaHei"/>
+          <w:b/>
+          <w:color w:val="17365D"/>
+          <w:sz w:val="26"/>
+        </w:rPr>
+        <w:t>冲突</w:t>
+      </w:r>
+    </w:p>
+    <w:p>
+      <w:pPr>
+        <w:spacing w:after="120" w:line="300" w:lineRule="auto"/>
+      </w:pPr>
+      <w:r>
+        <w:rPr>
+          <w:rFonts w:ascii="Microsoft YaHei" w:hAnsi="Microsoft YaHei" w:eastAsia="Microsoft YaHei"/>
+          <w:b w:val="0"/>
+          <w:i w:val="0"/>
+          <w:color w:val="222222"/>
+          <w:sz w:val="21"/>
+        </w:rPr>
+        <w:t>无额外冲突；可与急行军、冰霜行者、深海探索者、灵魂疾行、摔落保护、耐久和经验修补共存。</w:t>
+      </w:r>
+    </w:p>
+    <w:p>
+      <w:pPr>
+        <w:pStyle w:val="Heading2"/>
+        <w:keepNext/>
+      </w:pPr>
+      <w:r>
+        <w:rPr>
+          <w:rFonts w:ascii="Microsoft YaHei" w:hAnsi="Microsoft YaHei" w:eastAsia="Microsoft YaHei"/>
+          <w:b/>
+          <w:color w:val="17365D"/>
+          <w:sz w:val="26"/>
+        </w:rPr>
+        <w:t>指令</w:t>
+      </w:r>
+    </w:p>
+    <w:tbl>
+      <w:tblPr>
+        <w:tblW w:type="dxa" w:w="9360"/>
+        <w:jc w:val="left"/>
+        <w:tblLayout w:type="fixed"/>
+        <w:tblLook w:firstColumn="1" w:firstRow="1" w:lastColumn="0" w:lastRow="0" w:noHBand="0" w:noVBand="1" w:val="04A0"/>
+        <w:tblInd w:type="dxa" w:w="120"/>
+        <w:tblBorders>
+          <w:top w:val="single" w:sz="6" w:space="0" w:color="000000"/>
+          <w:left w:val="single" w:sz="6" w:space="0" w:color="000000"/>
+          <w:bottom w:val="single" w:sz="6" w:space="0" w:color="000000"/>
+          <w:right w:val="single" w:sz="6" w:space="0" w:color="000000"/>
+          <w:insideH w:val="single" w:sz="6" w:space="0" w:color="000000"/>
+          <w:insideV w:val="single" w:sz="6" w:space="0" w:color="000000"/>
+        </w:tblBorders>
+      </w:tblPr>
+      <w:tblGrid>
+        <w:gridCol w:w="4680"/>
+        <w:gridCol w:w="4680"/>
+      </w:tblGrid>
+      <w:tr>
+        <w:trPr>
+          <w:tblHeader w:val="true"/>
+          <w:cantSplit w:val="true"/>
+        </w:trPr>
+        <w:tc>
+          <w:tcPr>
+            <w:tcW w:type="dxa" w:w="4680"/>
+            <w:tcMar>
+              <w:top w:w="80" w:type="dxa"/>
+              <w:start w:w="120" w:type="dxa"/>
+              <w:bottom w:w="80" w:type="dxa"/>
+              <w:end w:w="120" w:type="dxa"/>
+            </w:tcMar>
+            <w:vAlign w:val="center"/>
+            <w:shd w:fill="17365D"/>
+          </w:tcPr>
+          <w:p>
+            <w:pPr>
+              <w:keepNext/>
+              <w:spacing w:after="20" w:line="240" w:lineRule="auto"/>
+              <w:jc w:val="center"/>
+            </w:pPr>
+            <w:r>
+              <w:rPr>
+                <w:rFonts w:ascii="Microsoft YaHei" w:hAnsi="Microsoft YaHei" w:eastAsia="Microsoft YaHei"/>
+                <w:b/>
+                <w:color w:val="FFFFFF"/>
+                <w:sz w:val="17"/>
+              </w:rPr>
+              <w:t>命令</w:t>
+            </w:r>
+          </w:p>
+        </w:tc>
+        <w:tc>
+          <w:tcPr>
+            <w:tcW w:type="dxa" w:w="4680"/>
+            <w:tcMar>
+              <w:top w:w="80" w:type="dxa"/>
+              <w:start w:w="120" w:type="dxa"/>
+              <w:bottom w:w="80" w:type="dxa"/>
+              <w:end w:w="120" w:type="dxa"/>
+            </w:tcMar>
+            <w:vAlign w:val="center"/>
+            <w:shd w:fill="17365D"/>
+          </w:tcPr>
+          <w:p>
+            <w:pPr>
+              <w:keepNext/>
+              <w:spacing w:after="20" w:line="240" w:lineRule="auto"/>
+              <w:jc w:val="center"/>
+            </w:pPr>
+            <w:r>
+              <w:rPr>
+                <w:rFonts w:ascii="Microsoft YaHei" w:hAnsi="Microsoft YaHei" w:eastAsia="Microsoft YaHei"/>
+                <w:b/>
+                <w:color w:val="FFFFFF"/>
+                <w:sz w:val="17"/>
+              </w:rPr>
+              <w:t>作用</w:t>
+            </w:r>
+          </w:p>
+        </w:tc>
+      </w:tr>
+      <w:tr>
+        <w:trPr>
+          <w:cantSplit w:val="true"/>
+        </w:trPr>
+        <w:tc>
+          <w:tcPr>
+            <w:tcW w:type="dxa" w:w="4680"/>
+          </w:tcPr>
+          <w:p>
+            <w:pPr>
+              <w:spacing w:after="20" w:line="252" w:lineRule="auto"/>
+            </w:pPr>
+            <w:r>
+              <w:rPr>
+                <w:rFonts w:ascii="Microsoft YaHei" w:hAnsi="Microsoft YaHei" w:eastAsia="Microsoft YaHei"/>
+                <w:color w:val="222222"/>
+                <w:sz w:val="17"/>
+              </w:rPr>
+              <w:t>/enchant @s wsee:double_jump 1</w:t>
+            </w:r>
+          </w:p>
+        </w:tc>
+        <w:tc>
+          <w:tcPr>
+            <w:tcW w:type="dxa" w:w="4680"/>
+          </w:tcPr>
+          <w:p>
+            <w:pPr>
+              <w:spacing w:after="20" w:line="252" w:lineRule="auto"/>
+            </w:pPr>
+            <w:r>
+              <w:rPr>
+                <w:rFonts w:ascii="Microsoft YaHei" w:hAnsi="Microsoft YaHei" w:eastAsia="Microsoft YaHei"/>
+                <w:color w:val="222222"/>
+                <w:sz w:val="17"/>
+              </w:rPr>
+              <w:t>为符合适用装备的物品添加该附魔，用于游戏内验证。</w:t>
+            </w:r>
+          </w:p>
+        </w:tc>
+      </w:tr>
+    </w:tbl>
+    <w:p>
+      <w:pPr>
+        <w:spacing w:after="20"/>
+      </w:pPr>
+    </w:p>
+    <w:p>
+      <w:pPr>
+        <w:pStyle w:val="Heading2"/>
+        <w:keepNext/>
+      </w:pPr>
+      <w:r>
+        <w:rPr>
+          <w:rFonts w:ascii="Microsoft YaHei" w:hAnsi="Microsoft YaHei" w:eastAsia="Microsoft YaHei"/>
+          <w:b/>
+          <w:color w:val="17365D"/>
+          <w:sz w:val="26"/>
+        </w:rPr>
+        <w:t>工具、钓鱼与重锤</w:t>
+      </w:r>
+    </w:p>
+    <w:p>
+      <w:pPr>
+        <w:pStyle w:val="Heading1"/>
+        <w:keepNext/>
+      </w:pPr>
+      <w:r>
+        <w:rPr>
+          <w:rFonts w:ascii="Microsoft YaHei" w:hAnsi="Microsoft YaHei" w:eastAsia="Microsoft YaHei"/>
+          <w:b/>
+          <w:color w:val="17365D"/>
+          <w:sz w:val="32"/>
+        </w:rPr>
+        <w:t>炼化（Refining）</w:t>
+      </w:r>
+    </w:p>
+    <w:p>
+      <w:pPr>
+        <w:pStyle w:val="Heading2"/>
+        <w:keepNext/>
+      </w:pPr>
+      <w:r>
+        <w:rPr>
+          <w:rFonts w:ascii="Microsoft YaHei" w:hAnsi="Microsoft YaHei" w:eastAsia="Microsoft YaHei"/>
+          <w:b/>
+          <w:color w:val="17365D"/>
+          <w:sz w:val="26"/>
+        </w:rPr>
+        <w:t>附魔介绍</w:t>
+      </w:r>
+    </w:p>
+    <w:p>
+      <w:pPr>
+        <w:spacing w:after="120" w:line="300" w:lineRule="auto"/>
+      </w:pPr>
+      <w:r>
+        <w:rPr>
+          <w:rFonts w:ascii="Microsoft YaHei" w:hAnsi="Microsoft YaHei" w:eastAsia="Microsoft YaHei"/>
+          <w:b w:val="0"/>
+          <w:i w:val="0"/>
+          <w:color w:val="222222"/>
+          <w:sz w:val="21"/>
+        </w:rPr>
+        <w:t>中文名称：炼化；英文名称：Refining；附魔 ID：wsee:refining。适用装备：镐；最高等级：I。挖掘带有矿石标签且存在熔炼配方的矿石时，直接掉落对应熔炼产物，不经过熔炼炉阶段。</w:t>
       </w:r>
     </w:p>
     <w:p>
@@ -20045,7 +20521,7 @@
                 <w:color w:val="FFFFFF"/>
                 <w:sz w:val="17"/>
               </w:rPr>
-              <w:t>额外跳跃 / Y 速度 / 安全高度</w:t>
+              <w:t>数值</w:t>
             </w:r>
           </w:p>
         </w:tc>
@@ -20086,7 +20562,7 @@
                 <w:color w:val="222222"/>
                 <w:sz w:val="17"/>
               </w:rPr>
-              <w:t>1 次；Y=0.65；摔落伤害起算高度 +2 格</w:t>
+              <w:t>原版铁、金、铜及其他模组矿石按其熔炼配方输出；保持原掉落数量与 Fortune 倍数</w:t>
             </w:r>
           </w:p>
         </w:tc>
@@ -20123,7 +20599,7 @@
           <w:color w:val="222222"/>
           <w:sz w:val="20"/>
         </w:rPr>
-        <w:t>通过服务端 isJumping() 上升沿、客户端按键事件和 tick 轮询共同识别新按键，防止按键重复消耗；发送运动同步包。</w:t>
+        <w:t>只处理 wsee:refinable_ores 标签内且能匹配熔炼配方的矿石；兼容 minecraft:ores、c:ores 和 forge:ores 标签，精准采集等非法组合仍由数据、铁砧、附魔台和运行时共同拒绝。</w:t>
       </w:r>
     </w:p>
     <w:p>
@@ -20137,7 +20613,7 @@
           <w:color w:val="222222"/>
           <w:sz w:val="20"/>
         </w:rPr>
-        <w:t>第二跳保留 X/Z，Y 直接设为 0.65，不叠加当前 Y；只在真实 onGround 接触时重置可用次数。</w:t>
+        <w:t>替换掉落物而不额外生成第二份矿物；Fortune 产生的数量保留，耐久消耗遵循原版挖掘。</w:t>
       </w:r>
     </w:p>
     <w:p>
@@ -20151,21 +20627,7 @@
           <w:color w:val="222222"/>
           <w:sz w:val="20"/>
         </w:rPr>
-        <w:t>墙面、实体、蜘蛛网、梯子、游泳、骑乘、鞘翅、旁观、创造飞行都不能刷新；第二跳将 fall distance 清零，之后恢复原版下落。</w:t>
-      </w:r>
-    </w:p>
-    <w:p>
-      <w:pPr>
-        <w:pStyle w:val="ListBullet"/>
-        <w:spacing w:after="60" w:line="276" w:lineRule="auto"/>
-      </w:pPr>
-      <w:r>
-        <w:rPr>
-          <w:rFonts w:ascii="Microsoft YaHei" w:hAnsi="Microsoft YaHei" w:eastAsia="Microsoft YaHei"/>
-          <w:color w:val="222222"/>
-          <w:sz w:val="20"/>
-        </w:rPr>
-        <w:t>摔落阈值额外增加 2 格但不乘算或取消最终伤害，与摔落保护兼容。</w:t>
+        <w:t>不额外生成熔炼经验；掉落表现保持原版掉落事件。</w:t>
       </w:r>
     </w:p>
     <w:p>
@@ -20195,7 +20657,7 @@
           <w:color w:val="222222"/>
           <w:sz w:val="21"/>
         </w:rPr>
-        <w:t>无额外冲突。</w:t>
+        <w:t>与精准采集冲突。</w:t>
       </w:r>
     </w:p>
     <w:p>
@@ -20315,7 +20777,7 @@
                 <w:color w:val="222222"/>
                 <w:sz w:val="17"/>
               </w:rPr>
-              <w:t>/enchant @s wsee:double_jump 1</w:t>
+              <w:t>/enchant @s wsee:refining 1</w:t>
             </w:r>
           </w:p>
         </w:tc>
@@ -20333,7 +20795,7 @@
                 <w:color w:val="222222"/>
                 <w:sz w:val="17"/>
               </w:rPr>
-              <w:t>为符合适用装备的物品添加 二段跳，用于游戏内验证。</w:t>
+              <w:t>为符合适用装备的物品添加 炼化，用于游戏内验证。</w:t>
             </w:r>
           </w:p>
         </w:tc>
@@ -20343,21 +20805,6 @@
       <w:pPr>
         <w:spacing w:after="20"/>
       </w:pPr>
-    </w:p>
-    <w:p>
-      <w:pPr>
-        <w:pStyle w:val="Heading2"/>
-        <w:keepNext/>
-      </w:pPr>
-      <w:r>
-        <w:rPr>
-          <w:rFonts w:ascii="Microsoft YaHei" w:hAnsi="Microsoft YaHei" w:eastAsia="Microsoft YaHei"/>
-          <w:b/>
-          <w:color w:val="17365D"/>
-          <w:sz w:val="26"/>
-        </w:rPr>
-        <w:t>工具、钓鱼与重锤</w:t>
-      </w:r>
     </w:p>
     <w:p>
       <w:pPr>
@@ -20371,7 +20818,7 @@
           <w:color w:val="17365D"/>
           <w:sz w:val="32"/>
         </w:rPr>
-        <w:t>炼化（Refining）</w:t>
+        <w:t>空军（Air Force）</w:t>
       </w:r>
     </w:p>
     <w:p>
@@ -20401,7 +20848,7 @@
           <w:color w:val="222222"/>
           <w:sz w:val="21"/>
         </w:rPr>
-        <w:t>中文名称：炼化；英文名称：Refining；附魔 ID：wsee:refining。适用装备：镐；最高等级：I。挖掘带有矿石标签且存在熔炼配方的矿石时，直接掉落对应熔炼产物，不经过熔炼炉阶段。</w:t>
+        <w:t>中文名称：空军；英文名称：Air Force；附魔 ID：wsee:air_force。适用装备：钓鱼竿；最高等级：I。真实成功的钓鱼战利品事件中，用一个当前注册物品替换鱼类、垃圾或宝藏掉落。</w:t>
       </w:r>
     </w:p>
     <w:p>
@@ -20498,7 +20945,7 @@
                 <w:color w:val="FFFFFF"/>
                 <w:sz w:val="17"/>
               </w:rPr>
-              <w:t>数值</w:t>
+              <w:t>结果</w:t>
             </w:r>
           </w:p>
         </w:tc>
@@ -20539,7 +20986,7 @@
                 <w:color w:val="222222"/>
                 <w:sz w:val="17"/>
               </w:rPr>
-              <w:t>原版铁、金、铜及其他模组矿石按其熔炼配方输出；保持原掉落数量与 Fortune 倍数</w:t>
+              <w:t>每次成功钓鱼只获得 1 个基础 ItemStack；鱼类概率固定为 0%</w:t>
             </w:r>
           </w:p>
         </w:tc>
@@ -20576,7 +21023,7 @@
           <w:color w:val="222222"/>
           <w:sz w:val="20"/>
         </w:rPr>
-        <w:t>只处理 wsee:refinable_ores 标签内且能匹配熔炼配方的矿石；兼容 minecraft:ores、c:ores 和 forge:ores 标签，精准采集等非法组合仍由数据、铁砧、附魔台和运行时共同拒绝。</w:t>
+        <w:t>只在成功钓鱼战利品事件替换掉落；保留原版经验、鱼竿耐久、实体挂钩、装备状态和掉落表现。</w:t>
       </w:r>
     </w:p>
     <w:p>
@@ -20590,7 +21037,7 @@
           <w:color w:val="222222"/>
           <w:sz w:val="20"/>
         </w:rPr>
-        <w:t>替换掉落物而不额外生成第二份矿物；Fortune 产生的数量保留，耐久消耗遵循原版挖掘。</w:t>
+        <w:t>候选排除 #wsee:air_force_fish、#wsee:air_force_unobtainable、#wsee:air_force_admin_blacklist、#wsee:air_force_blacklist 以及内置技术物品安全列表。</w:t>
       </w:r>
     </w:p>
     <w:p>
@@ -20604,7 +21051,7 @@
           <w:color w:val="222222"/>
           <w:sz w:val="20"/>
         </w:rPr>
-        <w:t>不额外生成熔炼经验；掉落表现保持原版掉落事件。</w:t>
+        <w:t>Luck of the Sea 只在 Common/Uncommon/Rare/Epic 池中按文档权重选择；空军与飞勾的非法组合由飞勾模式优先并抑制普通战利品。</w:t>
       </w:r>
     </w:p>
     <w:p>
@@ -20634,7 +21081,7 @@
           <w:color w:val="222222"/>
           <w:sz w:val="21"/>
         </w:rPr>
-        <w:t>与精准采集冲突。</w:t>
+        <w:t>与飞勾冲突。</w:t>
       </w:r>
     </w:p>
     <w:p>
@@ -20754,7 +21201,7 @@
                 <w:color w:val="222222"/>
                 <w:sz w:val="17"/>
               </w:rPr>
-              <w:t>/enchant @s wsee:refining 1</w:t>
+              <w:t>/enchant @s wsee:air_force 1</w:t>
             </w:r>
           </w:p>
         </w:tc>
@@ -20772,7 +21219,7 @@
                 <w:color w:val="222222"/>
                 <w:sz w:val="17"/>
               </w:rPr>
-              <w:t>为符合适用装备的物品添加 炼化，用于游戏内验证。</w:t>
+              <w:t>为符合适用装备的物品添加 空军，用于游戏内验证。</w:t>
             </w:r>
           </w:p>
         </w:tc>
@@ -20795,7 +21242,7 @@
           <w:color w:val="17365D"/>
           <w:sz w:val="32"/>
         </w:rPr>
-        <w:t>空军（Air Force）</w:t>
+        <w:t>飞勾（Flying Hook）</w:t>
       </w:r>
     </w:p>
     <w:p>
@@ -20825,7 +21272,7 @@
           <w:color w:val="222222"/>
           <w:sz w:val="21"/>
         </w:rPr>
-        <w:t>中文名称：空军；英文名称：Air Force；附魔 ID：wsee:air_force。适用装备：钓鱼竿；最高等级：I。真实成功的钓鱼战利品事件中，用一个当前注册物品替换鱼类、垃圾或宝藏掉落。</w:t>
+        <w:t>中文名称：飞勾；英文名称：Flying Hook；附魔 ID：wsee:flying_hook。适用装备：钓鱼竿；最高等级：I。发射真实鱼钩，命中有效方块或 LivingEntity 后固定等待；再次使用钓鱼竿收绳，通过叠加拉力将玩家牵引至锚点。有效距离与原版鱼竿相同，为 32 格。</w:t>
       </w:r>
     </w:p>
     <w:p>
@@ -20860,8 +21307,8 @@
         </w:tblBorders>
       </w:tblPr>
       <w:tblGrid>
-        <w:gridCol w:w="1800"/>
-        <w:gridCol w:w="7560"/>
+        <w:gridCol w:w="4050"/>
+        <w:gridCol w:w="5310"/>
       </w:tblGrid>
       <w:tr>
         <w:trPr>
@@ -20870,7 +21317,7 @@
         </w:trPr>
         <w:tc>
           <w:tcPr>
-            <w:tcW w:type="dxa" w:w="1800"/>
+            <w:tcW w:type="dxa" w:w="4050"/>
             <w:tcMar>
               <w:top w:w="80" w:type="dxa"/>
               <w:start w:w="120" w:type="dxa"/>
@@ -20893,13 +21340,13 @@
                 <w:color w:val="FFFFFF"/>
                 <w:sz w:val="17"/>
               </w:rPr>
-              <w:t>等级</w:t>
-            </w:r>
-          </w:p>
-        </w:tc>
-        <w:tc>
-          <w:tcPr>
-            <w:tcW w:type="dxa" w:w="7560"/>
+              <w:t>等级 I 参数</w:t>
+            </w:r>
+          </w:p>
+        </w:tc>
+        <w:tc>
+          <w:tcPr>
+            <w:tcW w:type="dxa" w:w="5310"/>
             <w:tcMar>
               <w:top w:w="80" w:type="dxa"/>
               <w:start w:w="120" w:type="dxa"/>
@@ -20922,7 +21369,7 @@
                 <w:color w:val="FFFFFF"/>
                 <w:sz w:val="17"/>
               </w:rPr>
-              <w:t>结果</w:t>
+              <w:t>默认数值</w:t>
             </w:r>
           </w:p>
         </w:tc>
@@ -20933,7 +21380,7 @@
         </w:trPr>
         <w:tc>
           <w:tcPr>
-            <w:tcW w:type="dxa" w:w="1800"/>
+            <w:tcW w:type="dxa" w:w="4050"/>
           </w:tcPr>
           <w:p>
             <w:pPr>
@@ -20945,13 +21392,13 @@
                 <w:color w:val="222222"/>
                 <w:sz w:val="17"/>
               </w:rPr>
-              <w:t>I</w:t>
-            </w:r>
-          </w:p>
-        </w:tc>
-        <w:tc>
-          <w:tcPr>
-            <w:tcW w:type="dxa" w:w="7560"/>
+              <w:t>鱼钩初始速度 / 最大距离</w:t>
+            </w:r>
+          </w:p>
+        </w:tc>
+        <w:tc>
+          <w:tcPr>
+            <w:tcW w:type="dxa" w:w="5310"/>
           </w:tcPr>
           <w:p>
             <w:pPr>
@@ -20963,17 +21410,299 @@
                 <w:color w:val="222222"/>
                 <w:sz w:val="17"/>
               </w:rPr>
-              <w:t>每次成功钓鱼只获得 1 个基础 ItemStack；鱼类概率固定为 0%</w:t>
+              <w:t>×1.15，保留无重力飞行；32 格，沿用原版鱼竿距离</w:t>
+            </w:r>
+          </w:p>
+        </w:tc>
+      </w:tr>
+      <w:tr>
+        <w:trPr>
+          <w:cantSplit w:val="true"/>
+        </w:trPr>
+        <w:tc>
+          <w:tcPr>
+            <w:tcW w:type="dxa" w:w="4050"/>
+          </w:tcPr>
+          <w:p>
+            <w:pPr>
+              <w:spacing w:after="20" w:line="252" w:lineRule="auto"/>
+            </w:pPr>
+            <w:r>
+              <w:rPr>
+                <w:rFonts w:ascii="Microsoft YaHei" w:hAnsi="Microsoft YaHei" w:eastAsia="Microsoft YaHei"/>
+                <w:color w:val="222222"/>
+                <w:sz w:val="17"/>
+              </w:rPr>
+              <w:t>目标绳长缩短速度</w:t>
+            </w:r>
+          </w:p>
+        </w:tc>
+        <w:tc>
+          <w:tcPr>
+            <w:tcW w:type="dxa" w:w="5310"/>
+          </w:tcPr>
+          <w:p>
+            <w:pPr>
+              <w:spacing w:after="20" w:line="252" w:lineRule="auto"/>
+            </w:pPr>
+            <w:r>
+              <w:rPr>
+                <w:rFonts w:ascii="Microsoft YaHei" w:hAnsi="Microsoft YaHei" w:eastAsia="Microsoft YaHei"/>
+                <w:color w:val="222222"/>
+                <w:sz w:val="17"/>
+              </w:rPr>
+              <w:t>0.35 格/tick</w:t>
+            </w:r>
+          </w:p>
+        </w:tc>
+      </w:tr>
+      <w:tr>
+        <w:trPr>
+          <w:cantSplit w:val="true"/>
+        </w:trPr>
+        <w:tc>
+          <w:tcPr>
+            <w:tcW w:type="dxa" w:w="4050"/>
+          </w:tcPr>
+          <w:p>
+            <w:pPr>
+              <w:spacing w:after="20" w:line="252" w:lineRule="auto"/>
+            </w:pPr>
+            <w:r>
+              <w:rPr>
+                <w:rFonts w:ascii="Microsoft YaHei" w:hAnsi="Microsoft YaHei" w:eastAsia="Microsoft YaHei"/>
+                <w:color w:val="222222"/>
+                <w:sz w:val="17"/>
+              </w:rPr>
+              <w:t>最大牵引加速度</w:t>
+            </w:r>
+          </w:p>
+        </w:tc>
+        <w:tc>
+          <w:tcPr>
+            <w:tcW w:type="dxa" w:w="5310"/>
+          </w:tcPr>
+          <w:p>
+            <w:pPr>
+              <w:spacing w:after="20" w:line="252" w:lineRule="auto"/>
+            </w:pPr>
+            <w:r>
+              <w:rPr>
+                <w:rFonts w:ascii="Microsoft YaHei" w:hAnsi="Microsoft YaHei" w:eastAsia="Microsoft YaHei"/>
+                <w:color w:val="222222"/>
+                <w:sz w:val="17"/>
+              </w:rPr>
+              <w:t>0.24 格/tick²</w:t>
+            </w:r>
+          </w:p>
+        </w:tc>
+      </w:tr>
+      <w:tr>
+        <w:trPr>
+          <w:cantSplit w:val="true"/>
+        </w:trPr>
+        <w:tc>
+          <w:tcPr>
+            <w:tcW w:type="dxa" w:w="4050"/>
+          </w:tcPr>
+          <w:p>
+            <w:pPr>
+              <w:spacing w:after="20" w:line="252" w:lineRule="auto"/>
+            </w:pPr>
+            <w:r>
+              <w:rPr>
+                <w:rFonts w:ascii="Microsoft YaHei" w:hAnsi="Microsoft YaHei" w:eastAsia="Microsoft YaHei"/>
+                <w:color w:val="222222"/>
+                <w:sz w:val="17"/>
+              </w:rPr>
+              <w:t>飞钩提供的朝锚点速度上限</w:t>
+            </w:r>
+          </w:p>
+        </w:tc>
+        <w:tc>
+          <w:tcPr>
+            <w:tcW w:type="dxa" w:w="5310"/>
+          </w:tcPr>
+          <w:p>
+            <w:pPr>
+              <w:spacing w:after="20" w:line="252" w:lineRule="auto"/>
+            </w:pPr>
+            <w:r>
+              <w:rPr>
+                <w:rFonts w:ascii="Microsoft YaHei" w:hAnsi="Microsoft YaHei" w:eastAsia="Microsoft YaHei"/>
+                <w:color w:val="222222"/>
+                <w:sz w:val="17"/>
+              </w:rPr>
+              <w:t>0.55 格/tick；不裁剪已有外部速度或切向动量</w:t>
+            </w:r>
+          </w:p>
+        </w:tc>
+      </w:tr>
+      <w:tr>
+        <w:trPr>
+          <w:cantSplit w:val="true"/>
+        </w:trPr>
+        <w:tc>
+          <w:tcPr>
+            <w:tcW w:type="dxa" w:w="4050"/>
+          </w:tcPr>
+          <w:p>
+            <w:pPr>
+              <w:spacing w:after="20" w:line="252" w:lineRule="auto"/>
+            </w:pPr>
+            <w:r>
+              <w:rPr>
+                <w:rFonts w:ascii="Microsoft YaHei" w:hAnsi="Microsoft YaHei" w:eastAsia="Microsoft YaHei"/>
+                <w:color w:val="222222"/>
+                <w:sz w:val="17"/>
+              </w:rPr>
+              <w:t>到达距离</w:t>
+            </w:r>
+          </w:p>
+        </w:tc>
+        <w:tc>
+          <w:tcPr>
+            <w:tcW w:type="dxa" w:w="5310"/>
+          </w:tcPr>
+          <w:p>
+            <w:pPr>
+              <w:spacing w:after="20" w:line="252" w:lineRule="auto"/>
+            </w:pPr>
+            <w:r>
+              <w:rPr>
+                <w:rFonts w:ascii="Microsoft YaHei" w:hAnsi="Microsoft YaHei" w:eastAsia="Microsoft YaHei"/>
+                <w:color w:val="222222"/>
+                <w:sz w:val="17"/>
+              </w:rPr>
+              <w:t>锚点至玩家碰撞箱最近点 ≤1.5 格</w:t>
+            </w:r>
+          </w:p>
+        </w:tc>
+      </w:tr>
+      <w:tr>
+        <w:trPr>
+          <w:cantSplit w:val="true"/>
+        </w:trPr>
+        <w:tc>
+          <w:tcPr>
+            <w:tcW w:type="dxa" w:w="4050"/>
+          </w:tcPr>
+          <w:p>
+            <w:pPr>
+              <w:spacing w:after="20" w:line="252" w:lineRule="auto"/>
+            </w:pPr>
+            <w:r>
+              <w:rPr>
+                <w:rFonts w:ascii="Microsoft YaHei" w:hAnsi="Microsoft YaHei" w:eastAsia="Microsoft YaHei"/>
+                <w:color w:val="222222"/>
+                <w:sz w:val="17"/>
+              </w:rPr>
+              <w:t>接近时减力距离</w:t>
+            </w:r>
+          </w:p>
+        </w:tc>
+        <w:tc>
+          <w:tcPr>
+            <w:tcW w:type="dxa" w:w="5310"/>
+          </w:tcPr>
+          <w:p>
+            <w:pPr>
+              <w:spacing w:after="20" w:line="252" w:lineRule="auto"/>
+            </w:pPr>
+            <w:r>
+              <w:rPr>
+                <w:rFonts w:ascii="Microsoft YaHei" w:hAnsi="Microsoft YaHei" w:eastAsia="Microsoft YaHei"/>
+                <w:color w:val="222222"/>
+                <w:sz w:val="17"/>
+              </w:rPr>
+              <w:t>距 1.5 格到达边界之外的 3 格范围，逐步减力</w:t>
+            </w:r>
+          </w:p>
+        </w:tc>
+      </w:tr>
+      <w:tr>
+        <w:trPr>
+          <w:cantSplit w:val="true"/>
+        </w:trPr>
+        <w:tc>
+          <w:tcPr>
+            <w:tcW w:type="dxa" w:w="4050"/>
+          </w:tcPr>
+          <w:p>
+            <w:pPr>
+              <w:spacing w:after="20" w:line="252" w:lineRule="auto"/>
+            </w:pPr>
+            <w:r>
+              <w:rPr>
+                <w:rFonts w:ascii="Microsoft YaHei" w:hAnsi="Microsoft YaHei" w:eastAsia="Microsoft YaHei"/>
+                <w:color w:val="222222"/>
+                <w:sz w:val="17"/>
+              </w:rPr>
+              <w:t>最低张力系数</w:t>
+            </w:r>
+          </w:p>
+        </w:tc>
+        <w:tc>
+          <w:tcPr>
+            <w:tcW w:type="dxa" w:w="5310"/>
+          </w:tcPr>
+          <w:p>
+            <w:pPr>
+              <w:spacing w:after="20" w:line="252" w:lineRule="auto"/>
+            </w:pPr>
+            <w:r>
+              <w:rPr>
+                <w:rFonts w:ascii="Microsoft YaHei" w:hAnsi="Microsoft YaHei" w:eastAsia="Microsoft YaHei"/>
+                <w:color w:val="222222"/>
+                <w:sz w:val="17"/>
+              </w:rPr>
+              <w:t>0.5；接近锚点时减力系数从 1 逐步减小至 0.5</w:t>
+            </w:r>
+          </w:p>
+        </w:tc>
+      </w:tr>
+      <w:tr>
+        <w:trPr>
+          <w:cantSplit w:val="true"/>
+        </w:trPr>
+        <w:tc>
+          <w:tcPr>
+            <w:tcW w:type="dxa" w:w="4050"/>
+          </w:tcPr>
+          <w:p>
+            <w:pPr>
+              <w:spacing w:after="20" w:line="252" w:lineRule="auto"/>
+            </w:pPr>
+            <w:r>
+              <w:rPr>
+                <w:rFonts w:ascii="Microsoft YaHei" w:hAnsi="Microsoft YaHei" w:eastAsia="Microsoft YaHei"/>
+                <w:color w:val="222222"/>
+                <w:sz w:val="17"/>
+              </w:rPr>
+              <w:t>收绳最长时间 / 连续无进展</w:t>
+            </w:r>
+          </w:p>
+        </w:tc>
+        <w:tc>
+          <w:tcPr>
+            <w:tcW w:type="dxa" w:w="5310"/>
+          </w:tcPr>
+          <w:p>
+            <w:pPr>
+              <w:spacing w:after="20" w:line="252" w:lineRule="auto"/>
+            </w:pPr>
+            <w:r>
+              <w:rPr>
+                <w:rFonts w:ascii="Microsoft YaHei" w:hAnsi="Microsoft YaHei" w:eastAsia="Microsoft YaHei"/>
+                <w:color w:val="222222"/>
+                <w:sz w:val="17"/>
+              </w:rPr>
+              <w:t>120 tick / 10 tick</w:t>
             </w:r>
           </w:p>
         </w:tc>
       </w:tr>
     </w:tbl>
-    <w:p>
-      <w:pPr>
-        <w:spacing w:after="20"/>
-      </w:pPr>
-    </w:p>
     <w:p>
       <w:pPr>
         <w:pStyle w:val="Heading2"/>
@@ -21000,7 +21729,7 @@
           <w:color w:val="222222"/>
           <w:sz w:val="20"/>
         </w:rPr>
-        <w:t>只在成功钓鱼战利品事件替换掉落；保留原版经验、鱼竿耐久、实体挂钩、装备状态和掉落表现。</w:t>
+        <w:t>沿用钓鱼竿使用键：首次发射；命中后固定等待；再次使用开始持续收绳；牵引中再次使用取消并回收；未命中时再次使用直接回收；到达锚点附近自动结束。切换至其他手的钓鱼竿不能接管旧飞钩。</w:t>
       </w:r>
     </w:p>
     <w:p>
@@ -21014,7 +21743,7 @@
           <w:color w:val="222222"/>
           <w:sz w:val="20"/>
         </w:rPr>
-        <w:t>候选排除 #wsee:air_force_fish、#wsee:air_force_unobtainable、#wsee:air_force_admin_blacklist、#wsee:air_force_blacklist 以及内置技术物品安全列表。</w:t>
+        <w:t>服务端使用真实方块碰撞形状和碰撞结果保存命中维度、方块位置、命中面及精确坐标，台阶和半砖按实际表面固定。固定后钩头停留在锚点，不运行普通鱼漂漂浮或继续下坠逻辑。</w:t>
       </w:r>
     </w:p>
     <w:p>
@@ -21028,7 +21757,91 @@
           <w:color w:val="222222"/>
           <w:sz w:val="20"/>
         </w:rPr>
-        <w:t>Luck of the Sea 只在 Common/Uncommon/Rare/Epic 池中按文档权重选择；空军与飞勾的非法组合由飞勾模式优先并抑制普通战利品。</w:t>
+        <w:t>LivingEntity 锚点保存相对命中偏移并跟随目标；不使用静态墙面坐标，不添加实体伤害，不将目标拖向玩家。空气和其他无碰撞支撑的位置不能作为方块锚点。</w:t>
+      </w:r>
+    </w:p>
+    <w:p>
+      <w:pPr>
+        <w:pStyle w:val="ListBullet"/>
+        <w:spacing w:after="60" w:line="276" w:lineRule="auto"/>
+      </w:pPr>
+      <w:r>
+        <w:rPr>
+          <w:rFonts w:ascii="Microsoft YaHei" w:hAnsi="Microsoft YaHei" w:eastAsia="Microsoft YaHei"/>
+          <w:color w:val="222222"/>
+          <w:sz w:val="20"/>
+        </w:rPr>
+        <w:t>每 tick 检查当前玩家、手持附魔鱼竿、当前钩头及锚点：方块碰撞支撑消失、区块不可用、锚点无效、超出 32 格、钩头被移除、死亡、退出或跨维度时清理；不强制加载远处区块。骑乘、滑翔和创造飞行也会结束。</w:t>
+      </w:r>
+    </w:p>
+    <w:p>
+      <w:pPr>
+        <w:pStyle w:val="ListBullet"/>
+        <w:spacing w:after="60" w:line="276" w:lineRule="auto"/>
+      </w:pPr>
+      <w:r>
+        <w:rPr>
+          <w:rFonts w:ascii="Microsoft YaHei" w:hAnsi="Microsoft YaHei" w:eastAsia="Microsoft YaHei"/>
+          <w:color w:val="222222"/>
+          <w:sz w:val="20"/>
+        </w:rPr>
+        <w:t>收绳逐步缩短目标绳长；绳索松弛时不施加拉力。服务端使用已验证的 getKnownMovement() 估算径向速度，绷紧后计算本次牵引增量，仅将拉力结果与估算基础的差额叠加到服务端自身速度并发送授权增量。客户端收到后叠加到自身实际当前速度，保留已有切向惯性与其他运动来源；不使用全量速度替换。只限制飞钩额外提供的加速和径向速度，接近锚点时减力系数由 1 逐步降至最低 0.5，保留有限张力且只减少新增拉力，完整保留已有速度；由原版重力、阻力、碰撞和到达回收自然结束运动。正向牵引授权同时携带径向上限，客户端仅按接收时的实际速度缩小本次增量，已有速度超过上限时保留当前速度且不再追加，切向不变；二段跳不使用该正向限速。</w:t>
+      </w:r>
+    </w:p>
+    <w:p>
+      <w:pPr>
+        <w:pStyle w:val="ListBullet"/>
+        <w:spacing w:after="60" w:line="276" w:lineRule="auto"/>
+      </w:pPr>
+      <w:r>
+        <w:rPr>
+          <w:rFonts w:ascii="Microsoft YaHei" w:hAnsi="Microsoft YaHei" w:eastAsia="Microsoft YaHei"/>
+          <w:color w:val="222222"/>
+          <w:sz w:val="20"/>
+        </w:rPr>
+        <w:t>玩家仍通过原版实体移动和碰撞接近锚点，不瞬移、不插值改坐标、不穿墙。到达判断使用碰撞箱最近点；持续 120 tick 或连续 10 tick 无进展则结束，避免无限顶墙。</w:t>
+      </w:r>
+    </w:p>
+    <w:p>
+      <w:pPr>
+        <w:pStyle w:val="ListBullet"/>
+        <w:spacing w:after="60" w:line="276" w:lineRule="auto"/>
+      </w:pPr>
+      <w:r>
+        <w:rPr>
+          <w:rFonts w:ascii="Microsoft YaHei" w:hAnsi="Microsoft YaHei" w:eastAsia="Microsoft YaHei"/>
+          <w:color w:val="222222"/>
+          <w:sz w:val="20"/>
+        </w:rPr>
+        <w:t>取消或结束仅清理持续牵引和锚点，保留结束瞬间的自然速度；不清零动量，不开启玩家飞行或永久无重力，也不刷新二段跳。收绳途中二段跳的一次 +0.65 向上冲量正常叠加。</w:t>
+      </w:r>
+    </w:p>
+    <w:p>
+      <w:pPr>
+        <w:pStyle w:val="ListBullet"/>
+        <w:spacing w:after="60" w:line="276" w:lineRule="auto"/>
+      </w:pPr>
+      <w:r>
+        <w:rPr>
+          <w:rFonts w:ascii="Microsoft YaHei" w:hAnsi="Microsoft YaHei" w:eastAsia="Microsoft YaHei"/>
+          <w:color w:val="222222"/>
+          <w:sz w:val="20"/>
+        </w:rPr>
+        <w:t>保留既有摔落重置/恢复规则：收绳时保存先前 Fall Distance 并清零，结束时恢复先前值与当前值的较大者；取消不能删除收绳前已累积的摔落距离。保留原版耐久流程及一次性粒子、音效反馈。</w:t>
+      </w:r>
+    </w:p>
+    <w:p>
+      <w:pPr>
+        <w:pStyle w:val="ListBullet"/>
+        <w:spacing w:after="60" w:line="276" w:lineRule="auto"/>
+      </w:pPr>
+      <w:r>
+        <w:rPr>
+          <w:rFonts w:ascii="Microsoft YaHei" w:hAnsi="Microsoft YaHei" w:eastAsia="Microsoft YaHei"/>
+          <w:color w:val="222222"/>
+          <w:sz w:val="20"/>
+        </w:rPr>
+        <w:t>飞勾模式不进入普通成功钓鱼和空军战利品替换；强制非法组合时仍由飞勾优先。不带飞勾的鱼竿继续普通钓鱼与空军流程。命中、锚点、收绳状态、资格及拉力只由服务端确认和计算。客户端负责输入及钩头/绳索显示，收到带当前玩家、维度、会话 UUID 和递增序号的运动增量后，仅对当前自身去重叠加；不预测持续牵引，也不清除原版或其他模组的运动同步标志。</w:t>
       </w:r>
     </w:p>
     <w:p>
@@ -21058,7 +21871,7 @@
           <w:color w:val="222222"/>
           <w:sz w:val="21"/>
         </w:rPr>
-        <w:t>与飞勾冲突。</w:t>
+        <w:t>与 minecraft:lure（饵钓）、minecraft:luck_of_the_sea（海之眷顾）和 wsee:air_force（空军）互相冲突；可与耐久、经验修补和消失诅咒共存。</w:t>
       </w:r>
     </w:p>
     <w:p>
@@ -21093,8 +21906,8 @@
         </w:tblBorders>
       </w:tblPr>
       <w:tblGrid>
-        <w:gridCol w:w="4300"/>
-        <w:gridCol w:w="5060"/>
+        <w:gridCol w:w="4680"/>
+        <w:gridCol w:w="4680"/>
       </w:tblGrid>
       <w:tr>
         <w:trPr>
@@ -21103,7 +21916,7 @@
         </w:trPr>
         <w:tc>
           <w:tcPr>
-            <w:tcW w:type="dxa" w:w="4300"/>
+            <w:tcW w:type="dxa" w:w="4680"/>
             <w:tcMar>
               <w:top w:w="80" w:type="dxa"/>
               <w:start w:w="120" w:type="dxa"/>
@@ -21132,7 +21945,7 @@
         </w:tc>
         <w:tc>
           <w:tcPr>
-            <w:tcW w:type="dxa" w:w="5060"/>
+            <w:tcW w:type="dxa" w:w="4680"/>
             <w:tcMar>
               <w:top w:w="80" w:type="dxa"/>
               <w:start w:w="120" w:type="dxa"/>
@@ -21166,7 +21979,7 @@
         </w:trPr>
         <w:tc>
           <w:tcPr>
-            <w:tcW w:type="dxa" w:w="4300"/>
+            <w:tcW w:type="dxa" w:w="4680"/>
           </w:tcPr>
           <w:p>
             <w:pPr>
@@ -21178,13 +21991,13 @@
                 <w:color w:val="222222"/>
                 <w:sz w:val="17"/>
               </w:rPr>
-              <w:t>/enchant @s wsee:air_force 1</w:t>
-            </w:r>
-          </w:p>
-        </w:tc>
-        <w:tc>
-          <w:tcPr>
-            <w:tcW w:type="dxa" w:w="5060"/>
+              <w:t>/enchant @s wsee:flying_hook 1</w:t>
+            </w:r>
+          </w:p>
+        </w:tc>
+        <w:tc>
+          <w:tcPr>
+            <w:tcW w:type="dxa" w:w="4680"/>
           </w:tcPr>
           <w:p>
             <w:pPr>
@@ -21196,613 +22009,7 @@
                 <w:color w:val="222222"/>
                 <w:sz w:val="17"/>
               </w:rPr>
-              <w:t>为符合适用装备的物品添加 空军，用于游戏内验证。</w:t>
-            </w:r>
-          </w:p>
-        </w:tc>
-      </w:tr>
-    </w:tbl>
-    <w:p>
-      <w:pPr>
-        <w:spacing w:after="20"/>
-      </w:pPr>
-    </w:p>
-    <w:p>
-      <w:pPr>
-        <w:pStyle w:val="Heading1"/>
-        <w:keepNext/>
-      </w:pPr>
-      <w:r>
-        <w:rPr>
-          <w:rFonts w:ascii="Microsoft YaHei" w:hAnsi="Microsoft YaHei" w:eastAsia="Microsoft YaHei"/>
-          <w:b/>
-          <w:color w:val="17365D"/>
-          <w:sz w:val="32"/>
-        </w:rPr>
-        <w:t>飞勾（Flying Hook）</w:t>
-      </w:r>
-    </w:p>
-    <w:p>
-      <w:pPr>
-        <w:pStyle w:val="Heading2"/>
-        <w:keepNext/>
-      </w:pPr>
-      <w:r>
-        <w:rPr>
-          <w:rFonts w:ascii="Microsoft YaHei" w:hAnsi="Microsoft YaHei" w:eastAsia="Microsoft YaHei"/>
-          <w:b/>
-          <w:color w:val="17365D"/>
-          <w:sz w:val="26"/>
-        </w:rPr>
-        <w:t>附魔介绍</w:t>
-      </w:r>
-    </w:p>
-    <w:p>
-      <w:pPr>
-        <w:spacing w:after="120" w:line="300" w:lineRule="auto"/>
-      </w:pPr>
-      <w:r>
-        <w:rPr>
-          <w:rFonts w:ascii="Microsoft YaHei" w:hAnsi="Microsoft YaHei" w:eastAsia="Microsoft YaHei"/>
-          <w:b w:val="0"/>
-          <w:i w:val="0"/>
-          <w:color w:val="222222"/>
-          <w:sz w:val="21"/>
-        </w:rPr>
-        <w:t>中文名称：飞勾；英文名称：Flying Hook；附魔 ID：wsee:flying_hook。适用装备：钓鱼竿；最高等级：V。加速真实 FishingHook；飞行途中不受下坠影响，接触任意实体或方块表面后固定并自动牵引玩家。</w:t>
-      </w:r>
-    </w:p>
-    <w:p>
-      <w:pPr>
-        <w:pStyle w:val="Heading2"/>
-        <w:keepNext/>
-      </w:pPr>
-      <w:r>
-        <w:rPr>
-          <w:rFonts w:ascii="Microsoft YaHei" w:hAnsi="Microsoft YaHei" w:eastAsia="Microsoft YaHei"/>
-          <w:b/>
-          <w:color w:val="17365D"/>
-          <w:sz w:val="26"/>
-        </w:rPr>
-        <w:t>等级数值</w:t>
-      </w:r>
-    </w:p>
-    <w:tbl>
-      <w:tblPr>
-        <w:tblW w:type="dxa" w:w="9360"/>
-        <w:jc w:val="left"/>
-        <w:tblLayout w:type="fixed"/>
-        <w:tblLook w:firstColumn="1" w:firstRow="1" w:lastColumn="0" w:lastRow="0" w:noHBand="0" w:noVBand="1" w:val="04A0"/>
-        <w:tblInd w:type="dxa" w:w="120"/>
-        <w:tblBorders>
-          <w:top w:val="single" w:sz="6" w:space="0" w:color="000000"/>
-          <w:left w:val="single" w:sz="6" w:space="0" w:color="000000"/>
-          <w:bottom w:val="single" w:sz="6" w:space="0" w:color="000000"/>
-          <w:right w:val="single" w:sz="6" w:space="0" w:color="000000"/>
-          <w:insideH w:val="single" w:sz="6" w:space="0" w:color="000000"/>
-          <w:insideV w:val="single" w:sz="6" w:space="0" w:color="000000"/>
-        </w:tblBorders>
-      </w:tblPr>
-      <w:tblGrid>
-        <w:gridCol w:w="1800"/>
-        <w:gridCol w:w="7560"/>
-      </w:tblGrid>
-      <w:tr>
-        <w:trPr>
-          <w:tblHeader w:val="true"/>
-          <w:cantSplit w:val="true"/>
-        </w:trPr>
-        <w:tc>
-          <w:tcPr>
-            <w:tcW w:type="dxa" w:w="1800"/>
-            <w:tcMar>
-              <w:top w:w="80" w:type="dxa"/>
-              <w:start w:w="120" w:type="dxa"/>
-              <w:bottom w:w="80" w:type="dxa"/>
-              <w:end w:w="120" w:type="dxa"/>
-            </w:tcMar>
-            <w:vAlign w:val="center"/>
-            <w:shd w:fill="17365D"/>
-          </w:tcPr>
-          <w:p>
-            <w:pPr>
-              <w:keepNext/>
-              <w:spacing w:after="20" w:line="240" w:lineRule="auto"/>
-              <w:jc w:val="center"/>
-            </w:pPr>
-            <w:r>
-              <w:rPr>
-                <w:rFonts w:ascii="Microsoft YaHei" w:hAnsi="Microsoft YaHei" w:eastAsia="Microsoft YaHei"/>
-                <w:b/>
-                <w:color w:val="FFFFFF"/>
-                <w:sz w:val="17"/>
-              </w:rPr>
-              <w:t>等级</w:t>
-            </w:r>
-          </w:p>
-        </w:tc>
-        <w:tc>
-          <w:tcPr>
-            <w:tcW w:type="dxa" w:w="7560"/>
-            <w:tcMar>
-              <w:top w:w="80" w:type="dxa"/>
-              <w:start w:w="120" w:type="dxa"/>
-              <w:bottom w:w="80" w:type="dxa"/>
-              <w:end w:w="120" w:type="dxa"/>
-            </w:tcMar>
-            <w:vAlign w:val="center"/>
-            <w:shd w:fill="17365D"/>
-          </w:tcPr>
-          <w:p>
-            <w:pPr>
-              <w:keepNext/>
-              <w:spacing w:after="20" w:line="240" w:lineRule="auto"/>
-              <w:jc w:val="center"/>
-            </w:pPr>
-            <w:r>
-              <w:rPr>
-                <w:rFonts w:ascii="Microsoft YaHei" w:hAnsi="Microsoft YaHei" w:eastAsia="Microsoft YaHei"/>
-                <w:b/>
-                <w:color w:val="FFFFFF"/>
-                <w:sz w:val="17"/>
-              </w:rPr>
-              <w:t>鱼钩速度 / 最大距离 / 牵引速度</w:t>
-            </w:r>
-          </w:p>
-        </w:tc>
-      </w:tr>
-      <w:tr>
-        <w:trPr>
-          <w:cantSplit w:val="true"/>
-        </w:trPr>
-        <w:tc>
-          <w:tcPr>
-            <w:tcW w:type="dxa" w:w="1800"/>
-          </w:tcPr>
-          <w:p>
-            <w:pPr>
-              <w:spacing w:after="20" w:line="252" w:lineRule="auto"/>
-            </w:pPr>
-            <w:r>
-              <w:rPr>
-                <w:rFonts w:ascii="Microsoft YaHei" w:hAnsi="Microsoft YaHei" w:eastAsia="Microsoft YaHei"/>
-                <w:color w:val="222222"/>
-                <w:sz w:val="17"/>
-              </w:rPr>
-              <w:t>I</w:t>
-            </w:r>
-          </w:p>
-        </w:tc>
-        <w:tc>
-          <w:tcPr>
-            <w:tcW w:type="dxa" w:w="7560"/>
-          </w:tcPr>
-          <w:p>
-            <w:pPr>
-              <w:spacing w:after="20" w:line="252" w:lineRule="auto"/>
-            </w:pPr>
-            <w:r>
-              <w:rPr>
-                <w:rFonts w:ascii="Microsoft YaHei" w:hAnsi="Microsoft YaHei" w:eastAsia="Microsoft YaHei"/>
-                <w:color w:val="222222"/>
-                <w:sz w:val="17"/>
-              </w:rPr>
-              <w:t>×1.15；24 格；0.55</w:t>
-            </w:r>
-          </w:p>
-        </w:tc>
-      </w:tr>
-      <w:tr>
-        <w:trPr>
-          <w:cantSplit w:val="true"/>
-        </w:trPr>
-        <w:tc>
-          <w:tcPr>
-            <w:tcW w:type="dxa" w:w="1800"/>
-            <w:shd w:fill="F7F9FC"/>
-          </w:tcPr>
-          <w:p>
-            <w:pPr>
-              <w:spacing w:after="20" w:line="252" w:lineRule="auto"/>
-            </w:pPr>
-            <w:r>
-              <w:rPr>
-                <w:rFonts w:ascii="Microsoft YaHei" w:hAnsi="Microsoft YaHei" w:eastAsia="Microsoft YaHei"/>
-                <w:color w:val="222222"/>
-                <w:sz w:val="17"/>
-              </w:rPr>
-              <w:t>II</w:t>
-            </w:r>
-          </w:p>
-        </w:tc>
-        <w:tc>
-          <w:tcPr>
-            <w:tcW w:type="dxa" w:w="7560"/>
-            <w:shd w:fill="F7F9FC"/>
-          </w:tcPr>
-          <w:p>
-            <w:pPr>
-              <w:spacing w:after="20" w:line="252" w:lineRule="auto"/>
-            </w:pPr>
-            <w:r>
-              <w:rPr>
-                <w:rFonts w:ascii="Microsoft YaHei" w:hAnsi="Microsoft YaHei" w:eastAsia="Microsoft YaHei"/>
-                <w:color w:val="222222"/>
-                <w:sz w:val="17"/>
-              </w:rPr>
-              <w:t>×1.30；30 格；0.65</w:t>
-            </w:r>
-          </w:p>
-        </w:tc>
-      </w:tr>
-      <w:tr>
-        <w:trPr>
-          <w:cantSplit w:val="true"/>
-        </w:trPr>
-        <w:tc>
-          <w:tcPr>
-            <w:tcW w:type="dxa" w:w="1800"/>
-          </w:tcPr>
-          <w:p>
-            <w:pPr>
-              <w:spacing w:after="20" w:line="252" w:lineRule="auto"/>
-            </w:pPr>
-            <w:r>
-              <w:rPr>
-                <w:rFonts w:ascii="Microsoft YaHei" w:hAnsi="Microsoft YaHei" w:eastAsia="Microsoft YaHei"/>
-                <w:color w:val="222222"/>
-                <w:sz w:val="17"/>
-              </w:rPr>
-              <w:t>III</w:t>
-            </w:r>
-          </w:p>
-        </w:tc>
-        <w:tc>
-          <w:tcPr>
-            <w:tcW w:type="dxa" w:w="7560"/>
-          </w:tcPr>
-          <w:p>
-            <w:pPr>
-              <w:spacing w:after="20" w:line="252" w:lineRule="auto"/>
-            </w:pPr>
-            <w:r>
-              <w:rPr>
-                <w:rFonts w:ascii="Microsoft YaHei" w:hAnsi="Microsoft YaHei" w:eastAsia="Microsoft YaHei"/>
-                <w:color w:val="222222"/>
-                <w:sz w:val="17"/>
-              </w:rPr>
-              <w:t>×1.45；36 格；0.75</w:t>
-            </w:r>
-          </w:p>
-        </w:tc>
-      </w:tr>
-      <w:tr>
-        <w:trPr>
-          <w:cantSplit w:val="true"/>
-        </w:trPr>
-        <w:tc>
-          <w:tcPr>
-            <w:tcW w:type="dxa" w:w="1800"/>
-            <w:shd w:fill="F7F9FC"/>
-          </w:tcPr>
-          <w:p>
-            <w:pPr>
-              <w:spacing w:after="20" w:line="252" w:lineRule="auto"/>
-            </w:pPr>
-            <w:r>
-              <w:rPr>
-                <w:rFonts w:ascii="Microsoft YaHei" w:hAnsi="Microsoft YaHei" w:eastAsia="Microsoft YaHei"/>
-                <w:color w:val="222222"/>
-                <w:sz w:val="17"/>
-              </w:rPr>
-              <w:t>IV</w:t>
-            </w:r>
-          </w:p>
-        </w:tc>
-        <w:tc>
-          <w:tcPr>
-            <w:tcW w:type="dxa" w:w="7560"/>
-            <w:shd w:fill="F7F9FC"/>
-          </w:tcPr>
-          <w:p>
-            <w:pPr>
-              <w:spacing w:after="20" w:line="252" w:lineRule="auto"/>
-            </w:pPr>
-            <w:r>
-              <w:rPr>
-                <w:rFonts w:ascii="Microsoft YaHei" w:hAnsi="Microsoft YaHei" w:eastAsia="Microsoft YaHei"/>
-                <w:color w:val="222222"/>
-                <w:sz w:val="17"/>
-              </w:rPr>
-              <w:t>×1.60；42 格；0.85</w:t>
-            </w:r>
-          </w:p>
-        </w:tc>
-      </w:tr>
-      <w:tr>
-        <w:trPr>
-          <w:cantSplit w:val="true"/>
-        </w:trPr>
-        <w:tc>
-          <w:tcPr>
-            <w:tcW w:type="dxa" w:w="1800"/>
-          </w:tcPr>
-          <w:p>
-            <w:pPr>
-              <w:spacing w:after="20" w:line="252" w:lineRule="auto"/>
-            </w:pPr>
-            <w:r>
-              <w:rPr>
-                <w:rFonts w:ascii="Microsoft YaHei" w:hAnsi="Microsoft YaHei" w:eastAsia="Microsoft YaHei"/>
-                <w:color w:val="222222"/>
-                <w:sz w:val="17"/>
-              </w:rPr>
-              <w:t>V</w:t>
-            </w:r>
-          </w:p>
-        </w:tc>
-        <w:tc>
-          <w:tcPr>
-            <w:tcW w:type="dxa" w:w="7560"/>
-          </w:tcPr>
-          <w:p>
-            <w:pPr>
-              <w:spacing w:after="20" w:line="252" w:lineRule="auto"/>
-            </w:pPr>
-            <w:r>
-              <w:rPr>
-                <w:rFonts w:ascii="Microsoft YaHei" w:hAnsi="Microsoft YaHei" w:eastAsia="Microsoft YaHei"/>
-                <w:color w:val="222222"/>
-                <w:sz w:val="17"/>
-              </w:rPr>
-              <w:t>×1.75；48 格；0.95</w:t>
-            </w:r>
-          </w:p>
-        </w:tc>
-      </w:tr>
-    </w:tbl>
-    <w:p>
-      <w:pPr>
-        <w:spacing w:after="20"/>
-      </w:pPr>
-    </w:p>
-    <w:p>
-      <w:pPr>
-        <w:pStyle w:val="Heading2"/>
-        <w:keepNext/>
-      </w:pPr>
-      <w:r>
-        <w:rPr>
-          <w:rFonts w:ascii="Microsoft YaHei" w:hAnsi="Microsoft YaHei" w:eastAsia="Microsoft YaHei"/>
-          <w:b/>
-          <w:color w:val="17365D"/>
-          <w:sz w:val="26"/>
-        </w:rPr>
-        <w:t>规则</w:t>
-      </w:r>
-    </w:p>
-    <w:p>
-      <w:pPr>
-        <w:pStyle w:val="ListBullet"/>
-        <w:spacing w:after="60" w:line="276" w:lineRule="auto"/>
-      </w:pPr>
-      <w:r>
-        <w:rPr>
-          <w:rFonts w:ascii="Microsoft YaHei" w:hAnsi="Microsoft YaHei" w:eastAsia="Microsoft YaHei"/>
-          <w:color w:val="222222"/>
-          <w:sz w:val="20"/>
-        </w:rPr>
-        <w:t>鱼钩飞行期间抵消重力下坠；接触任意实体，或方块的顶面、底面及侧面时，以精确命中位置建立锚点并立即开始牵引。</w:t>
-      </w:r>
-    </w:p>
-    <w:p>
-      <w:pPr>
-        <w:pStyle w:val="ListBullet"/>
-        <w:spacing w:after="60" w:line="276" w:lineRule="auto"/>
-      </w:pPr>
-      <w:r>
-        <w:rPr>
-          <w:rFonts w:ascii="Microsoft YaHei" w:hAnsi="Microsoft YaHei" w:eastAsia="Microsoft YaHei"/>
-          <w:color w:val="222222"/>
-          <w:sz w:val="20"/>
-        </w:rPr>
-        <w:t>实体锚点保留命中点相对实体的位置并随实体移动；空气不能成为锚点，牵引使用 DeltaMovement，绝不瞬移。</w:t>
-      </w:r>
-    </w:p>
-    <w:p>
-      <w:pPr>
-        <w:pStyle w:val="ListBullet"/>
-        <w:spacing w:after="60" w:line="276" w:lineRule="auto"/>
-      </w:pPr>
-      <w:r>
-        <w:rPr>
-          <w:rFonts w:ascii="Microsoft YaHei" w:hAnsi="Microsoft YaHei" w:eastAsia="Microsoft YaHei"/>
-          <w:color w:val="222222"/>
-          <w:sz w:val="20"/>
-        </w:rPr>
-        <w:t>距离 ≤1.5 格、持续 60 tick、10 tick 无进展、锚点丢失、跨维度、死亡、骑乘、滑翔或创造飞行时停止。</w:t>
-      </w:r>
-    </w:p>
-    <w:p>
-      <w:pPr>
-        <w:pStyle w:val="ListBullet"/>
-        <w:spacing w:after="60" w:line="276" w:lineRule="auto"/>
-      </w:pPr>
-      <w:r>
-        <w:rPr>
-          <w:rFonts w:ascii="Microsoft YaHei" w:hAnsi="Microsoft YaHei" w:eastAsia="Microsoft YaHei"/>
-          <w:color w:val="222222"/>
-          <w:sz w:val="20"/>
-        </w:rPr>
-        <w:t>保留原版收杆耐久规则、摔落伤害重置/恢复、鱼钩碰撞和实体行为；飞勾模式优先于强制非法的饵钓、海之眷顾和空军。</w:t>
-      </w:r>
-    </w:p>
-    <w:p>
-      <w:pPr>
-        <w:pStyle w:val="Heading2"/>
-        <w:keepNext/>
-      </w:pPr>
-      <w:r>
-        <w:rPr>
-          <w:rFonts w:ascii="Microsoft YaHei" w:hAnsi="Microsoft YaHei" w:eastAsia="Microsoft YaHei"/>
-          <w:b/>
-          <w:color w:val="17365D"/>
-          <w:sz w:val="26"/>
-        </w:rPr>
-        <w:t>冲突</w:t>
-      </w:r>
-    </w:p>
-    <w:p>
-      <w:pPr>
-        <w:spacing w:after="120" w:line="300" w:lineRule="auto"/>
-      </w:pPr>
-      <w:r>
-        <w:rPr>
-          <w:rFonts w:ascii="Microsoft YaHei" w:hAnsi="Microsoft YaHei" w:eastAsia="Microsoft YaHei"/>
-          <w:b w:val="0"/>
-          <w:i w:val="0"/>
-          <w:color w:val="222222"/>
-          <w:sz w:val="21"/>
-        </w:rPr>
-        <w:t>与原版饵钓、海之眷顾及空军冲突；耐久、经验修补和消失诅咒可共存。</w:t>
-      </w:r>
-    </w:p>
-    <w:p>
-      <w:pPr>
-        <w:pStyle w:val="Heading2"/>
-        <w:keepNext/>
-      </w:pPr>
-      <w:r>
-        <w:rPr>
-          <w:rFonts w:ascii="Microsoft YaHei" w:hAnsi="Microsoft YaHei" w:eastAsia="Microsoft YaHei"/>
-          <w:b/>
-          <w:color w:val="17365D"/>
-          <w:sz w:val="26"/>
-        </w:rPr>
-        <w:t>指令</w:t>
-      </w:r>
-    </w:p>
-    <w:tbl>
-      <w:tblPr>
-        <w:tblW w:type="dxa" w:w="9360"/>
-        <w:jc w:val="left"/>
-        <w:tblLayout w:type="fixed"/>
-        <w:tblLook w:firstColumn="1" w:firstRow="1" w:lastColumn="0" w:lastRow="0" w:noHBand="0" w:noVBand="1" w:val="04A0"/>
-        <w:tblInd w:type="dxa" w:w="120"/>
-        <w:tblBorders>
-          <w:top w:val="single" w:sz="6" w:space="0" w:color="000000"/>
-          <w:left w:val="single" w:sz="6" w:space="0" w:color="000000"/>
-          <w:bottom w:val="single" w:sz="6" w:space="0" w:color="000000"/>
-          <w:right w:val="single" w:sz="6" w:space="0" w:color="000000"/>
-          <w:insideH w:val="single" w:sz="6" w:space="0" w:color="000000"/>
-          <w:insideV w:val="single" w:sz="6" w:space="0" w:color="000000"/>
-        </w:tblBorders>
-      </w:tblPr>
-      <w:tblGrid>
-        <w:gridCol w:w="4300"/>
-        <w:gridCol w:w="5060"/>
-      </w:tblGrid>
-      <w:tr>
-        <w:trPr>
-          <w:tblHeader w:val="true"/>
-          <w:cantSplit w:val="true"/>
-        </w:trPr>
-        <w:tc>
-          <w:tcPr>
-            <w:tcW w:type="dxa" w:w="4300"/>
-            <w:tcMar>
-              <w:top w:w="80" w:type="dxa"/>
-              <w:start w:w="120" w:type="dxa"/>
-              <w:bottom w:w="80" w:type="dxa"/>
-              <w:end w:w="120" w:type="dxa"/>
-            </w:tcMar>
-            <w:vAlign w:val="center"/>
-            <w:shd w:fill="17365D"/>
-          </w:tcPr>
-          <w:p>
-            <w:pPr>
-              <w:keepNext/>
-              <w:spacing w:after="20" w:line="240" w:lineRule="auto"/>
-              <w:jc w:val="center"/>
-            </w:pPr>
-            <w:r>
-              <w:rPr>
-                <w:rFonts w:ascii="Microsoft YaHei" w:hAnsi="Microsoft YaHei" w:eastAsia="Microsoft YaHei"/>
-                <w:b/>
-                <w:color w:val="FFFFFF"/>
-                <w:sz w:val="17"/>
-              </w:rPr>
-              <w:t>命令</w:t>
-            </w:r>
-          </w:p>
-        </w:tc>
-        <w:tc>
-          <w:tcPr>
-            <w:tcW w:type="dxa" w:w="5060"/>
-            <w:tcMar>
-              <w:top w:w="80" w:type="dxa"/>
-              <w:start w:w="120" w:type="dxa"/>
-              <w:bottom w:w="80" w:type="dxa"/>
-              <w:end w:w="120" w:type="dxa"/>
-            </w:tcMar>
-            <w:vAlign w:val="center"/>
-            <w:shd w:fill="17365D"/>
-          </w:tcPr>
-          <w:p>
-            <w:pPr>
-              <w:keepNext/>
-              <w:spacing w:after="20" w:line="240" w:lineRule="auto"/>
-              <w:jc w:val="center"/>
-            </w:pPr>
-            <w:r>
-              <w:rPr>
-                <w:rFonts w:ascii="Microsoft YaHei" w:hAnsi="Microsoft YaHei" w:eastAsia="Microsoft YaHei"/>
-                <w:b/>
-                <w:color w:val="FFFFFF"/>
-                <w:sz w:val="17"/>
-              </w:rPr>
-              <w:t>作用</w:t>
-            </w:r>
-          </w:p>
-        </w:tc>
-      </w:tr>
-      <w:tr>
-        <w:trPr>
-          <w:cantSplit w:val="true"/>
-        </w:trPr>
-        <w:tc>
-          <w:tcPr>
-            <w:tcW w:type="dxa" w:w="4300"/>
-          </w:tcPr>
-          <w:p>
-            <w:pPr>
-              <w:spacing w:after="20" w:line="252" w:lineRule="auto"/>
-            </w:pPr>
-            <w:r>
-              <w:rPr>
-                <w:rFonts w:ascii="Microsoft YaHei" w:hAnsi="Microsoft YaHei" w:eastAsia="Microsoft YaHei"/>
-                <w:color w:val="222222"/>
-                <w:sz w:val="17"/>
-              </w:rPr>
-              <w:t>/enchant @s wsee:flying_hook 5</w:t>
-            </w:r>
-          </w:p>
-        </w:tc>
-        <w:tc>
-          <w:tcPr>
-            <w:tcW w:type="dxa" w:w="5060"/>
-          </w:tcPr>
-          <w:p>
-            <w:pPr>
-              <w:spacing w:after="20" w:line="252" w:lineRule="auto"/>
-            </w:pPr>
-            <w:r>
-              <w:rPr>
-                <w:rFonts w:ascii="Microsoft YaHei" w:hAnsi="Microsoft YaHei" w:eastAsia="Microsoft YaHei"/>
-                <w:color w:val="222222"/>
-                <w:sz w:val="17"/>
-              </w:rPr>
-              <w:t>为符合适用装备的物品添加 飞勾，用于游戏内验证。</w:t>
+              <w:t>为符合适用装备的物品添加该附魔，用于游戏内验证。</w:t>
             </w:r>
           </w:p>
         </w:tc>

--- a/WSEE-0.1.1-Minecraft-26.3-Fabric-NeoForge-详细规格.docx
+++ b/WSEE-0.1.1-Minecraft-26.3-Fabric-NeoForge-详细规格.docx
@@ -6971,7 +6971,7 @@
           <w:color w:val="222222"/>
           <w:sz w:val="20"/>
         </w:rPr>
-        <w:t>飞勾飞行途中不下坠；任意实体或方块表面都可成为锚点，接触后立即自动牵引，空气不能成为锚点。</w:t>
+        <w:t>飞勾保留原版重力与抛物线飞行；仅活体实体或有碰撞形状的方块表面可成为锚点，命中后自动直接牵引并保留二段跳上升，再次使用取消；草、花等无碰撞植物不作为锚点。</w:t>
       </w:r>
     </w:p>
     <w:p>
@@ -20086,7 +20086,7 @@
                 <w:color w:val="222222"/>
                 <w:sz w:val="17"/>
               </w:rPr>
-              <w:t>每次真实落地后 1 次；ΔY=+0.65 格/tick；摔落伤害起算高度 +2 格</w:t>
+              <w:t>每次真实落地后 1 次；基础 ΔY=+0.65 格/tick；下坠补偿最多 +0.25 格/tick；摔落伤害起算高度 +2 格</w:t>
             </w:r>
           </w:p>
         </w:tc>
@@ -20118,7 +20118,7 @@
           <w:color w:val="222222"/>
           <w:sz w:val="20"/>
         </w:rPr>
-        <w:t>客户端按绑定跳跃键的按键事件和 tick 上升沿请求触发；服务端校验装备、空中状态及次数，并结合 isJumping() 上升沿判定。成功后通过 MovementImpulsePayload 发送带当前玩家、维度、会话 UUID 和递增序号的向上增量；客户端收到授权后才向自身当前速度叠加一次并去重，不在输入时预测运动，也不自行决定资格。服务端自身速度同样只叠加一次该增量，激活反馈产生一次。</w:t>
+        <w:t>客户端按绑定跳跃键的按键事件和 tick 上升沿请求触发；服务端校验装备、空中状态及次数，并结合 isJumping() 上升沿判定。成功后通过 MovementImpulsePayload 发送带当前玩家、维度、会话 UUID、递增序号、基础向上增量及下坠补偿上限；客户端收到授权后才根据自身实际下坠速度缩小补偿，向当前速度叠加一次并去重，不在输入时预测运动，也不自行决定资格。服务端自身速度同样只叠加一次该增量，激活反馈产生一次。</w:t>
       </w:r>
     </w:p>
     <w:p>
@@ -20132,7 +20132,7 @@
           <w:color w:val="222222"/>
           <w:sz w:val="20"/>
         </w:rPr>
-        <w:t>第二跳只增加一次世界坐标向上的 (0,0.65,0)。服务端向自身当前速度叠加；客户端收到授权时读取完整当前速度，执行新速度=当前速度+(0,0.65,0)，不使用服务端全量速度替换客户端惯性。X/Z 不变，Y 只增加一次 0.65；上升时继续增加上升速度，下落时先减缓下落。不设置最低 Y，不改变视线方向、疾跑、移速、重力或阻力。</w:t>
+        <w:t>第二跳基础向上冲量为 (0,0.65,0)，下坠时额外抵消最多 0.25 格/tick 的下降速度。客户端收到服务端授权后，以自身实际 Y 计算：新 Y=当前 Y+0.65+min(授权补偿上限,max(0,-当前 Y))；授权补偿上限为 0.25，上升或静止时补偿为 0。X/Z 不变；不使用服务端全量速度替换客户端惯性。快速下坠仍保留超过补偿上限的下降速度，不设置最低 Y，不改变视线方向、疾跑、移速、重力或阻力。</w:t>
       </w:r>
     </w:p>
     <w:p>
@@ -20188,7 +20188,7 @@
           <w:color w:val="222222"/>
           <w:sz w:val="20"/>
         </w:rPr>
-        <w:t>可以在飞钩收绳期间触发；不会清除锚点、绳长或牵引状态。后续飞钩更新只叠加朝锚点的拉力，重力、碰撞和绳索仍自然影响运动。</w:t>
+        <w:t>可以在飞钩收绳期间触发；不会清除锚点或牵引状态。二段跳叠加一次 +0.65 基础冲量及最多 0.25 的下坠补偿，后续直接牵引控制水平运动，但保留接收时高于牵引目标的向上速度；上升由原版重力自然消耗。</w:t>
       </w:r>
     </w:p>
     <w:p>
@@ -21272,7 +21272,7 @@
           <w:color w:val="222222"/>
           <w:sz w:val="21"/>
         </w:rPr>
-        <w:t>中文名称：飞勾；英文名称：Flying Hook；附魔 ID：wsee:flying_hook。适用装备：钓鱼竿；最高等级：I。发射真实鱼钩，命中有效方块或 LivingEntity 后固定等待；再次使用钓鱼竿收绳，通过叠加拉力将玩家牵引至锚点。有效距离与原版鱼竿相同，为 32 格。</w:t>
+        <w:t>中文名称：飞勾；英文名称：Flying Hook；附魔 ID：wsee:flying_hook。适用装备：钓鱼竿；最高等级：I。发射真实鱼钩，命中有效方块或 LivingEntity 后固定挂点并自动收绳，直接牵引玩家至锚点，保留二段跳上升；再次使用钓鱼竿取消并回收。有效距离与原版鱼竿相同，为 32 格。</w:t>
       </w:r>
     </w:p>
     <w:p>
@@ -21433,7 +21433,7 @@
                 <w:color w:val="222222"/>
                 <w:sz w:val="17"/>
               </w:rPr>
-              <w:t>目标绳长缩短速度</w:t>
+              <w:t>牵引方式</w:t>
             </w:r>
           </w:p>
         </w:tc>
@@ -21451,7 +21451,7 @@
                 <w:color w:val="222222"/>
                 <w:sz w:val="17"/>
               </w:rPr>
-              <w:t>0.35 格/tick</w:t>
+              <w:t>命中后每 tick 直接朝挂点牵引，不等待绳索绷紧</w:t>
             </w:r>
           </w:p>
         </w:tc>
@@ -21474,7 +21474,7 @@
                 <w:color w:val="222222"/>
                 <w:sz w:val="17"/>
               </w:rPr>
-              <w:t>最大牵引加速度</w:t>
+              <w:t>水平速度规则</w:t>
             </w:r>
           </w:p>
         </w:tc>
@@ -21492,7 +21492,7 @@
                 <w:color w:val="222222"/>
                 <w:sz w:val="17"/>
               </w:rPr>
-              <w:t>0.24 格/tick²</w:t>
+              <w:t>X/Z 对准挂点，消除侧向绕点摆动</w:t>
             </w:r>
           </w:p>
         </w:tc>
@@ -21515,7 +21515,7 @@
                 <w:color w:val="222222"/>
                 <w:sz w:val="17"/>
               </w:rPr>
-              <w:t>飞钩提供的朝锚点速度上限</w:t>
+              <w:t>基础牵引速度</w:t>
             </w:r>
           </w:p>
         </w:tc>
@@ -21533,7 +21533,7 @@
                 <w:color w:val="222222"/>
                 <w:sz w:val="17"/>
               </w:rPr>
-              <w:t>0.55 格/tick；不裁剪已有外部速度或切向动量</w:t>
+              <w:t>0.594 格/tick；保留高于目标的当前 Y 速度，允许二段跳抬升</w:t>
             </w:r>
           </w:p>
         </w:tc>
@@ -21597,7 +21597,7 @@
                 <w:color w:val="222222"/>
                 <w:sz w:val="17"/>
               </w:rPr>
-              <w:t>接近时减力距离</w:t>
+              <w:t>接近时减速距离</w:t>
             </w:r>
           </w:p>
         </w:tc>
@@ -21615,7 +21615,7 @@
                 <w:color w:val="222222"/>
                 <w:sz w:val="17"/>
               </w:rPr>
-              <w:t>距 1.5 格到达边界之外的 3 格范围，逐步减力</w:t>
+              <w:t>距 1.5 格到达边界之外的 3 格范围，逐步减速</w:t>
             </w:r>
           </w:p>
         </w:tc>
@@ -21638,7 +21638,7 @@
                 <w:color w:val="222222"/>
                 <w:sz w:val="17"/>
               </w:rPr>
-              <w:t>最低张力系数</w:t>
+              <w:t>最低牵引速度系数</w:t>
             </w:r>
           </w:p>
         </w:tc>
@@ -21656,7 +21656,7 @@
                 <w:color w:val="222222"/>
                 <w:sz w:val="17"/>
               </w:rPr>
-              <w:t>0.5；接近锚点时减力系数从 1 逐步减小至 0.5</w:t>
+              <w:t>0.5；接近锚点时速度系数从 1 逐步减小至 0.5</w:t>
             </w:r>
           </w:p>
         </w:tc>
@@ -21729,7 +21729,7 @@
           <w:color w:val="222222"/>
           <w:sz w:val="20"/>
         </w:rPr>
-        <w:t>沿用钓鱼竿使用键：首次发射；命中后固定等待；再次使用开始持续收绳；牵引中再次使用取消并回收；未命中时再次使用直接回收；到达锚点附近自动结束。切换至其他手的钓鱼竿不能接管旧飞钩。</w:t>
+        <w:t>沿用钓鱼竿使用键：首次发射；命中后自动收绳；再次使用取消并回收；未命中时再次使用直接回收；到达锚点附近自动结束。长按发射键不会重复取消，需松开后再次按下。同一钩头的取消请求跨越命中时刻仍有效，旧请求不能影响新抛出的钩头；切换至其他手的钓鱼竿不能接管旧飞钩。</w:t>
       </w:r>
     </w:p>
     <w:p>
@@ -21785,7 +21785,7 @@
           <w:color w:val="222222"/>
           <w:sz w:val="20"/>
         </w:rPr>
-        <w:t>收绳逐步缩短目标绳长；绳索松弛时不施加拉力。服务端使用已验证的 getKnownMovement() 估算径向速度，绷紧后计算本次牵引增量，仅将拉力结果与估算基础的差额叠加到服务端自身速度并发送授权增量。客户端收到后叠加到自身实际当前速度，保留已有切向惯性与其他运动来源；不使用全量速度替换。只限制飞钩额外提供的加速和径向速度，接近锚点时减力系数由 1 逐步降至最低 0.5，保留有限张力且只减少新增拉力，完整保留已有速度；由原版重力、阻力、碰撞和到达回收自然结束运动。正向牵引授权同时携带径向上限，客户端仅按接收时的实际速度缩小本次增量，已有速度超过上限时保留当前速度且不再追加，切向不变；二段跳不使用该正向限速。</w:t>
+        <w:t>收绳改为每 tick 直接朝挂点牵引，不再使用绳长松弛或绷紧判定。基础牵引速度为 0.594 格/tick，在 1.5 格到达边界之外的 3 格内逐步降至最低 0.5 倍。水平 X/Z 直接对准挂点，消除侧向惯性导致的绕点摆动；Y 取接收时当前值与目标值中的较大者，保留二段跳等已有向上运动，由原版重力自然消耗。锚点至玩家 AABB 最近距离不超过 1.5 格时到达；实际移动仍遵守碰撞。</w:t>
       </w:r>
     </w:p>
     <w:p>
@@ -21813,7 +21813,7 @@
           <w:color w:val="222222"/>
           <w:sz w:val="20"/>
         </w:rPr>
-        <w:t>取消或结束仅清理持续牵引和锚点，保留结束瞬间的自然速度；不清零动量，不开启玩家飞行或永久无重力，也不刷新二段跳。收绳途中二段跳的一次 +0.65 向上冲量正常叠加。</w:t>
+        <w:t>取消或结束仅清理持续牵引和锚点，保留结束瞬间的自然速度；不清零动量，不开启玩家飞行或永久无重力，也不刷新二段跳。收绳途中二段跳的一次 +0.65 基础冲量及最多 0.25 下坠补偿正常叠加。</w:t>
       </w:r>
     </w:p>
     <w:p>
@@ -21841,7 +21841,7 @@
           <w:color w:val="222222"/>
           <w:sz w:val="20"/>
         </w:rPr>
-        <w:t>飞勾模式不进入普通成功钓鱼和空军战利品替换；强制非法组合时仍由飞勾优先。不带飞勾的鱼竿继续普通钓鱼与空军流程。命中、锚点、收绳状态、资格及拉力只由服务端确认和计算。客户端负责输入及钩头/绳索显示，收到带当前玩家、维度、会话 UUID 和递增序号的运动增量后，仅对当前自身去重叠加；不预测持续牵引，也不清除原版或其他模组的运动同步标志。</w:t>
+        <w:t>飞勾模式不进入普通成功钓鱼和空军战利品替换；强制非法组合时仍由飞勾优先。不带飞勾的鱼竿继续普通钓鱼与空军流程。服务端验证资格和挂点，每 tick 通过 FlyingHookPullPayload 授权一次直接牵引目标，包含玩家、维度、会话 UUID、递增序号及当前钩头 UUID。客户端验证当前自身和钩头，和二段跳共用运动序号去重，再读取当时真实速度执行一次牵引；不保存持续预测力，不发送旧的全量原版速度包，也不清除外部运动同步标志。水平速度由直接牵引控制，已有高于牵引目标的 Y 速度完整保留。二段跳继续独立通过 MovementImpulsePayload 授权一次 0.65 向上冲量及最多 0.25 的下坠补偿；客户端按接收时实际下坠速度缩小补偿，只执行一次，不受飞钩目标速度限制。</w:t>
       </w:r>
     </w:p>
     <w:p>
@@ -23587,7 +23587,7 @@
           <w:color w:val="222222"/>
           <w:sz w:val="20"/>
         </w:rPr>
-        <w:t>人工烟测至少覆盖：合法/非法附魔、剑气挥空、盾击冷却、飞勾无下坠及实体/方块各表面自动锚定牵引、炼化直接出锭、涌流投掷水中触发、箭雨实体/方块命中、二段跳一次性、坠星/震环有效 MACE_SMASH。</w:t>
+        <w:t>人工烟测至少覆盖：合法/非法附魔、剑气挥空、盾击冷却、飞勾抛物线飞行及实体/方块各表面自动直接牵引、牵引中二段跳、炼化直接出锭、涌流投掷水中触发、箭雨实体/方块命中、二段跳一次性、坠星/震环有效 MACE_SMASH。</w:t>
       </w:r>
     </w:p>
     <w:p>
